--- a/templates/cv_template_startup.docx
+++ b/templates/cv_template_startup.docx
@@ -429,33 +429,14 @@
       </w:pPr>
       <w:r>
         <w:rPr>
-          <w:b/>
-          <w:bCs/>
-          <w:i/>
-          <w:iCs/>
-          <w:sz w:val="21"/>
-          <w:szCs w:val="21"/>
-          <w:lang w:val="en-US"/>
-        </w:rPr>
-        <w:t>Advise</w:t>
-      </w:r>
-      <w:r>
-        <w:rPr>
-          <w:b/>
-          <w:bCs/>
-          <w:i/>
-          <w:iCs/>
-          <w:sz w:val="21"/>
-          <w:szCs w:val="21"/>
-        </w:rPr>
-        <w:t xml:space="preserve"> the</w:t>
-      </w:r>
-      <w:r>
-        <w:rPr>
-          <w:b/>
-          <w:bCs/>
-          <w:i/>
-          <w:iCs/>
+          <w:sz w:val="21"/>
+          <w:szCs w:val="21"/>
+          <w:lang w:val="en-US"/>
+        </w:rPr>
+        <w:t>Convert</w:t>
+      </w:r>
+      <w:r>
+        <w:rPr>
           <w:sz w:val="21"/>
           <w:szCs w:val="21"/>
           <w:lang w:val="en-US"/>
@@ -464,37 +445,19 @@
       </w:r>
       <w:r>
         <w:rPr>
-          <w:b/>
-          <w:bCs/>
-          <w:i/>
-          <w:iCs/>
-          <w:sz w:val="21"/>
-          <w:szCs w:val="21"/>
-        </w:rPr>
-        <w:t>growth funnels:</w:t>
-      </w:r>
-      <w:r>
-        <w:rPr>
-          <w:sz w:val="21"/>
-          <w:szCs w:val="21"/>
-        </w:rPr>
-        <w:t xml:space="preserve"> forms, emails, etc. </w:t>
-      </w:r>
-      <w:r>
-        <w:rPr>
           <w:rFonts w:hint="eastAsia"/>
           <w:sz w:val="21"/>
           <w:szCs w:val="21"/>
         </w:rPr>
-        <w:t>Buil</w:t>
-      </w:r>
-      <w:r>
-        <w:rPr>
-          <w:sz w:val="21"/>
-          <w:szCs w:val="21"/>
-          <w:lang w:val="en-US"/>
-        </w:rPr>
-        <w:t xml:space="preserve">d </w:t>
+        <w:t>10%</w:t>
+      </w:r>
+      <w:r>
+        <w:rPr>
+          <w:sz w:val="21"/>
+          <w:szCs w:val="21"/>
+          <w:lang w:val="en-US"/>
+        </w:rPr>
+        <w:t xml:space="preserve"> of prospects into sign-ups</w:t>
       </w:r>
       <w:r>
         <w:rPr>
@@ -502,15 +465,15 @@
           <w:sz w:val="21"/>
           <w:szCs w:val="21"/>
         </w:rPr>
-        <w:t>a complete email journey</w:t>
-      </w:r>
-      <w:r>
-        <w:rPr>
-          <w:sz w:val="21"/>
-          <w:szCs w:val="21"/>
-          <w:lang w:val="en-US"/>
-        </w:rPr>
-        <w:t xml:space="preserve"> and email templates</w:t>
+        <w:t xml:space="preserve"> and </w:t>
+      </w:r>
+      <w:r>
+        <w:rPr>
+          <w:sz w:val="21"/>
+          <w:szCs w:val="21"/>
+          <w:lang w:val="en-US"/>
+        </w:rPr>
+        <w:t>turn 9%</w:t>
       </w:r>
       <w:r>
         <w:rPr>
@@ -518,63 +481,15 @@
           <w:sz w:val="21"/>
           <w:szCs w:val="21"/>
         </w:rPr>
-        <w:t xml:space="preserve"> to replace manual WhatsApp communication.</w:t>
-      </w:r>
-      <w:r>
-        <w:rPr>
-          <w:sz w:val="21"/>
-          <w:szCs w:val="21"/>
-          <w:lang w:val="en-US"/>
-        </w:rPr>
-        <w:t xml:space="preserve"> </w:t>
-      </w:r>
-      <w:r>
-        <w:rPr>
-          <w:sz w:val="21"/>
-          <w:szCs w:val="21"/>
-          <w:lang w:val="en-US"/>
-        </w:rPr>
-        <w:t xml:space="preserve">Convert </w:t>
-      </w:r>
-      <w:r>
-        <w:rPr>
-          <w:rFonts w:hint="eastAsia"/>
-          <w:sz w:val="21"/>
-          <w:szCs w:val="21"/>
-        </w:rPr>
-        <w:t>10%</w:t>
-      </w:r>
-      <w:r>
-        <w:rPr>
-          <w:sz w:val="21"/>
-          <w:szCs w:val="21"/>
-          <w:lang w:val="en-US"/>
-        </w:rPr>
-        <w:t xml:space="preserve"> of prospects into sign-ups</w:t>
-      </w:r>
-      <w:r>
-        <w:rPr>
-          <w:rFonts w:hint="eastAsia"/>
-          <w:sz w:val="21"/>
-          <w:szCs w:val="21"/>
-        </w:rPr>
-        <w:t xml:space="preserve"> and </w:t>
-      </w:r>
-      <w:r>
-        <w:rPr>
-          <w:sz w:val="21"/>
-          <w:szCs w:val="21"/>
-          <w:lang w:val="en-US"/>
-        </w:rPr>
-        <w:t>turn 9%</w:t>
-      </w:r>
-      <w:r>
-        <w:rPr>
-          <w:rFonts w:hint="eastAsia"/>
-          <w:sz w:val="21"/>
-          <w:szCs w:val="21"/>
-        </w:rPr>
-        <w:t xml:space="preserve"> sign-ups into paying customers. </w:t>
+        <w:t xml:space="preserve"> sign-ups into paying customers</w:t>
+      </w:r>
+      <w:r>
+        <w:rPr>
+          <w:sz w:val="21"/>
+          <w:szCs w:val="21"/>
+          <w:lang w:val="en-US"/>
+        </w:rPr>
+        <w:t xml:space="preserve"> through experiments via multiple growth funnels (forms, emails)</w:t>
       </w:r>
     </w:p>
     <w:p>
@@ -588,26 +503,77 @@
         <w:rPr>
           <w:sz w:val="21"/>
           <w:szCs w:val="21"/>
-          <w:lang w:val="en-US"/>
-        </w:rPr>
-      </w:pPr>
-      <w:r>
-        <w:rPr>
-          <w:b/>
-          <w:bCs/>
-          <w:i/>
-          <w:iCs/>
-          <w:sz w:val="21"/>
-          <w:szCs w:val="21"/>
-        </w:rPr>
-        <w:t>Automate workflows:</w:t>
-      </w:r>
-      <w:r>
-        <w:rPr>
-          <w:sz w:val="21"/>
-          <w:szCs w:val="21"/>
-        </w:rPr>
-        <w:t xml:space="preserve"> Consolidate fragmented data into a unified system </w:t>
+        </w:rPr>
+      </w:pPr>
+      <w:r>
+        <w:rPr>
+          <w:rFonts w:hint="eastAsia"/>
+          <w:sz w:val="21"/>
+          <w:szCs w:val="21"/>
+        </w:rPr>
+        <w:t>Buil</w:t>
+      </w:r>
+      <w:r>
+        <w:rPr>
+          <w:sz w:val="21"/>
+          <w:szCs w:val="21"/>
+          <w:lang w:val="en-US"/>
+        </w:rPr>
+        <w:t xml:space="preserve">d </w:t>
+      </w:r>
+      <w:r>
+        <w:rPr>
+          <w:rFonts w:hint="eastAsia"/>
+          <w:sz w:val="21"/>
+          <w:szCs w:val="21"/>
+        </w:rPr>
+        <w:t>a complete email journey</w:t>
+      </w:r>
+      <w:r>
+        <w:rPr>
+          <w:sz w:val="21"/>
+          <w:szCs w:val="21"/>
+          <w:lang w:val="en-US"/>
+        </w:rPr>
+        <w:t xml:space="preserve"> and email templates</w:t>
+      </w:r>
+      <w:r>
+        <w:rPr>
+          <w:rFonts w:hint="eastAsia"/>
+          <w:sz w:val="21"/>
+          <w:szCs w:val="21"/>
+        </w:rPr>
+        <w:t xml:space="preserve"> to replace manual WhatsApp communication</w:t>
+      </w:r>
+      <w:r>
+        <w:rPr>
+          <w:sz w:val="21"/>
+          <w:szCs w:val="21"/>
+          <w:lang w:val="en-US"/>
+        </w:rPr>
+        <w:t>, freeing 25 hours per week.</w:t>
+      </w:r>
+    </w:p>
+    <w:p>
+      <w:pPr>
+        <w:pStyle w:val="ListParagraph"/>
+        <w:numPr>
+          <w:ilvl w:val="0"/>
+          <w:numId w:val="15"/>
+        </w:numPr>
+        <w:spacing w:after="0"/>
+        <w:rPr>
+          <w:sz w:val="21"/>
+          <w:szCs w:val="21"/>
+          <w:lang w:val="en-US"/>
+        </w:rPr>
+      </w:pPr>
+      <w:r>
+        <w:rPr>
+          <w:sz w:val="21"/>
+          <w:szCs w:val="21"/>
+        </w:rPr>
+        <w:t xml:space="preserve">Consolidate fragmented data into a unified system </w:t>
       </w:r>
       <w:r>
         <w:rPr>
@@ -1143,6 +1109,139 @@
     </w:p>
     <w:p>
       <w:pPr>
+        <w:tabs>
+          <w:tab w:val="left" w:pos="1488"/>
+        </w:tabs>
+        <w:spacing w:after="0"/>
+        <w:rPr>
+          <w:sz w:val="21"/>
+          <w:szCs w:val="21"/>
+          <w:lang w:val="en-US"/>
+        </w:rPr>
+      </w:pPr>
+      <w:r>
+        <w:rPr>
+          <w:b/>
+          <w:bCs/>
+          <w:i/>
+          <w:iCs/>
+          <w:sz w:val="21"/>
+          <w:szCs w:val="21"/>
+          <w:lang w:val="en-US"/>
+        </w:rPr>
+        <w:t>Certifications:</w:t>
+      </w:r>
+      <w:r>
+        <w:rPr>
+          <w:sz w:val="21"/>
+          <w:szCs w:val="21"/>
+          <w:lang w:val="en-US"/>
+        </w:rPr>
+        <w:t xml:space="preserve"> Foundation</w:t>
+      </w:r>
+      <w:r>
+        <w:rPr>
+          <w:sz w:val="21"/>
+          <w:szCs w:val="21"/>
+          <w:lang w:val="en-US"/>
+        </w:rPr>
+        <w:t xml:space="preserve">s of User Experience (UX) Design, Google </w:t>
+      </w:r>
+      <w:r>
+        <w:rPr>
+          <w:sz w:val="21"/>
+          <w:szCs w:val="21"/>
+        </w:rPr>
+        <w:t>|</w:t>
+      </w:r>
+      <w:r>
+        <w:rPr>
+          <w:sz w:val="21"/>
+          <w:szCs w:val="21"/>
+          <w:lang w:val="en-US"/>
+        </w:rPr>
+        <w:t xml:space="preserve"> </w:t>
+      </w:r>
+      <w:r>
+        <w:rPr>
+          <w:sz w:val="21"/>
+          <w:szCs w:val="21"/>
+          <w:lang w:val="en-US"/>
+        </w:rPr>
+        <w:t>Professional Diploma in Digital Marketing</w:t>
+      </w:r>
+      <w:r>
+        <w:rPr>
+          <w:sz w:val="21"/>
+          <w:szCs w:val="21"/>
+          <w:lang w:val="en-US"/>
+        </w:rPr>
+        <w:t xml:space="preserve">, </w:t>
+      </w:r>
+      <w:r>
+        <w:rPr>
+          <w:sz w:val="21"/>
+          <w:szCs w:val="21"/>
+          <w:lang w:val="en-US"/>
+        </w:rPr>
+        <w:t>Digital Marketing Institute</w:t>
+      </w:r>
+      <w:r>
+        <w:rPr>
+          <w:sz w:val="21"/>
+          <w:szCs w:val="21"/>
+          <w:lang w:val="en-US"/>
+        </w:rPr>
+        <w:t xml:space="preserve"> </w:t>
+      </w:r>
+      <w:r>
+        <w:rPr>
+          <w:sz w:val="21"/>
+          <w:szCs w:val="21"/>
+        </w:rPr>
+        <w:t>|</w:t>
+      </w:r>
+      <w:r>
+        <w:rPr>
+          <w:sz w:val="21"/>
+          <w:szCs w:val="21"/>
+          <w:lang w:val="en-US"/>
+        </w:rPr>
+        <w:t xml:space="preserve"> Value Proposition Creation, Philips </w:t>
+      </w:r>
+      <w:r>
+        <w:rPr>
+          <w:sz w:val="21"/>
+          <w:szCs w:val="21"/>
+        </w:rPr>
+        <w:t>|</w:t>
+      </w:r>
+      <w:r>
+        <w:rPr>
+          <w:sz w:val="21"/>
+          <w:szCs w:val="21"/>
+          <w:lang w:val="en-US"/>
+        </w:rPr>
+        <w:t xml:space="preserve"> Lean and Operational Excellence, Philips </w:t>
+      </w:r>
+      <w:r>
+        <w:rPr>
+          <w:sz w:val="21"/>
+          <w:szCs w:val="21"/>
+        </w:rPr>
+        <w:t>|</w:t>
+      </w:r>
+      <w:r>
+        <w:rPr>
+          <w:sz w:val="21"/>
+          <w:szCs w:val="21"/>
+          <w:lang w:val="en-US"/>
+        </w:rPr>
+        <w:t xml:space="preserve"> Problem Solving Boot Camp, Philips</w:t>
+      </w:r>
+    </w:p>
+    <w:p>
+      <w:pPr>
         <w:spacing w:after="0"/>
         <w:rPr>
           <w:sz w:val="21"/>
@@ -1260,6 +1359,7 @@
           <w:sz w:val="21"/>
           <w:szCs w:val="21"/>
         </w:rPr>
+        <w:lastRenderedPageBreak/>
         <w:t>MA in Linguistics | Shanghai International Studies University | China</w:t>
       </w:r>
     </w:p>
@@ -3349,15 +3449,6 @@
   </w:num>
   <w:num w:numId="18" w16cid:durableId="182327213">
     <w:abstractNumId w:val="14"/>
-    <w:lvlOverride w:ilvl="0"/>
-    <w:lvlOverride w:ilvl="1"/>
-    <w:lvlOverride w:ilvl="2"/>
-    <w:lvlOverride w:ilvl="3"/>
-    <w:lvlOverride w:ilvl="4"/>
-    <w:lvlOverride w:ilvl="5"/>
-    <w:lvlOverride w:ilvl="6"/>
-    <w:lvlOverride w:ilvl="7"/>
-    <w:lvlOverride w:ilvl="8"/>
   </w:num>
 </w:numbering>
 </file>

--- a/templates/cv_template_startup.docx
+++ b/templates/cv_template_startup.docx
@@ -262,7 +262,7 @@
           <w:sz w:val="21"/>
           <w:szCs w:val="21"/>
         </w:rPr>
-        <w:t xml:space="preserve"> Advisor | Zeya Social | Berli</w:t>
+        <w:t xml:space="preserve"> Advisor | </w:t>
       </w:r>
       <w:r>
         <w:rPr>
@@ -272,7 +272,7 @@
           <w:szCs w:val="21"/>
           <w:lang w:val="en-US"/>
         </w:rPr>
-        <w:t>n</w:t>
+        <w:t>Freelance</w:t>
       </w:r>
       <w:r>
         <w:rPr>
@@ -280,9 +280,8 @@
           <w:bCs/>
           <w:sz w:val="21"/>
           <w:szCs w:val="21"/>
-          <w:lang w:val="en-US"/>
-        </w:rPr>
-        <w:tab/>
+        </w:rPr>
+        <w:t xml:space="preserve"> | Berli</w:t>
       </w:r>
       <w:r>
         <w:rPr>
@@ -292,7 +291,7 @@
           <w:szCs w:val="21"/>
           <w:lang w:val="en-US"/>
         </w:rPr>
-        <w:tab/>
+        <w:t>n</w:t>
       </w:r>
       <w:r>
         <w:rPr>
@@ -352,7 +351,7 @@
           <w:szCs w:val="21"/>
           <w:lang w:val="en-US"/>
         </w:rPr>
-        <w:t>P</w:t>
+        <w:tab/>
       </w:r>
       <w:r>
         <w:rPr>
@@ -360,58 +359,28 @@
           <w:bCs/>
           <w:sz w:val="21"/>
           <w:szCs w:val="21"/>
+          <w:lang w:val="en-US"/>
+        </w:rPr>
+        <w:tab/>
+      </w:r>
+      <w:r>
+        <w:rPr>
+          <w:b/>
+          <w:bCs/>
+          <w:sz w:val="21"/>
+          <w:szCs w:val="21"/>
+          <w:lang w:val="en-US"/>
+        </w:rPr>
+        <w:t>P</w:t>
+      </w:r>
+      <w:r>
+        <w:rPr>
+          <w:b/>
+          <w:bCs/>
+          <w:sz w:val="21"/>
+          <w:szCs w:val="21"/>
         </w:rPr>
         <w:t>resent</w:t>
-      </w:r>
-    </w:p>
-    <w:p>
-      <w:pPr>
-        <w:spacing w:after="0"/>
-        <w:rPr>
-          <w:sz w:val="21"/>
-          <w:szCs w:val="21"/>
-          <w:lang w:val="en-US"/>
-        </w:rPr>
-      </w:pPr>
-      <w:r>
-        <w:rPr>
-          <w:sz w:val="21"/>
-          <w:szCs w:val="21"/>
-          <w:lang w:val="en-US"/>
-        </w:rPr>
-        <w:t>Zeya Social is an early-stage social startup.</w:t>
-      </w:r>
-      <w:r>
-        <w:rPr>
-          <w:sz w:val="21"/>
-          <w:szCs w:val="21"/>
-          <w:lang w:val="en-US"/>
-        </w:rPr>
-        <w:t xml:space="preserve"> </w:t>
-      </w:r>
-      <w:r>
-        <w:rPr>
-          <w:sz w:val="21"/>
-          <w:szCs w:val="21"/>
-          <w:lang w:val="en-US"/>
-        </w:rPr>
-        <w:t xml:space="preserve">I focus on acquisition and early lifecycle experimentation </w:t>
-      </w:r>
-      <w:r>
-        <w:rPr>
-          <w:sz w:val="21"/>
-          <w:szCs w:val="21"/>
-          <w:lang w:val="en-US"/>
-        </w:rPr>
-        <w:t>in</w:t>
-      </w:r>
-      <w:r>
-        <w:rPr>
-          <w:sz w:val="21"/>
-          <w:szCs w:val="21"/>
-          <w:lang w:val="en-US"/>
-        </w:rPr>
-        <w:t xml:space="preserve"> email marketing to deepen my hands-on growth experience in a startup environment.</w:t>
       </w:r>
     </w:p>
     <w:p>
@@ -419,7 +388,7 @@
         <w:pStyle w:val="ListParagraph"/>
         <w:numPr>
           <w:ilvl w:val="0"/>
-          <w:numId w:val="15"/>
+          <w:numId w:val="22"/>
         </w:numPr>
         <w:spacing w:after="0"/>
         <w:rPr>
@@ -433,15 +402,7 @@
           <w:szCs w:val="21"/>
           <w:lang w:val="en-US"/>
         </w:rPr>
-        <w:t>Convert</w:t>
-      </w:r>
-      <w:r>
-        <w:rPr>
-          <w:sz w:val="21"/>
-          <w:szCs w:val="21"/>
-          <w:lang w:val="en-US"/>
-        </w:rPr>
-        <w:t xml:space="preserve"> </w:t>
+        <w:t xml:space="preserve">Convert </w:t>
       </w:r>
       <w:r>
         <w:rPr>
@@ -497,7 +458,7 @@
         <w:pStyle w:val="ListParagraph"/>
         <w:numPr>
           <w:ilvl w:val="0"/>
-          <w:numId w:val="15"/>
+          <w:numId w:val="22"/>
         </w:numPr>
         <w:spacing w:after="0"/>
         <w:rPr>
@@ -559,7 +520,7 @@
         <w:pStyle w:val="ListParagraph"/>
         <w:numPr>
           <w:ilvl w:val="0"/>
-          <w:numId w:val="15"/>
+          <w:numId w:val="22"/>
         </w:numPr>
         <w:spacing w:after="0"/>
         <w:rPr>
@@ -598,6 +559,100 @@
         </w:rPr>
         <w:t xml:space="preserve"> </w:t>
       </w:r>
+    </w:p>
+    <w:p>
+      <w:pPr>
+        <w:spacing w:after="0"/>
+        <w:rPr>
+          <w:sz w:val="21"/>
+          <w:szCs w:val="21"/>
+          <w:lang w:val="en-US"/>
+        </w:rPr>
+      </w:pPr>
+      <w:r>
+        <w:rPr>
+          <w:b/>
+          <w:bCs/>
+          <w:sz w:val="21"/>
+          <w:szCs w:val="21"/>
+          <w:lang w:val="en-US"/>
+        </w:rPr>
+        <w:t>Client:</w:t>
+      </w:r>
+      <w:r>
+        <w:rPr>
+          <w:sz w:val="21"/>
+          <w:szCs w:val="21"/>
+          <w:lang w:val="en-US"/>
+        </w:rPr>
+        <w:t xml:space="preserve"> </w:t>
+      </w:r>
+      <w:r>
+        <w:rPr>
+          <w:sz w:val="21"/>
+          <w:szCs w:val="21"/>
+          <w:lang w:val="en-US"/>
+        </w:rPr>
+        <w:t>Zeya Social</w:t>
+      </w:r>
+      <w:r>
+        <w:rPr>
+          <w:sz w:val="21"/>
+          <w:szCs w:val="21"/>
+          <w:lang w:val="en-US"/>
+        </w:rPr>
+        <w:t>,</w:t>
+      </w:r>
+      <w:r>
+        <w:rPr>
+          <w:sz w:val="21"/>
+          <w:szCs w:val="21"/>
+          <w:lang w:val="en-US"/>
+        </w:rPr>
+        <w:t xml:space="preserve"> an early-stage social startup.</w:t>
+      </w:r>
+      <w:r>
+        <w:rPr>
+          <w:sz w:val="21"/>
+          <w:szCs w:val="21"/>
+          <w:lang w:val="en-US"/>
+        </w:rPr>
+        <w:t xml:space="preserve"> </w:t>
+      </w:r>
+      <w:r>
+        <w:rPr>
+          <w:sz w:val="21"/>
+          <w:szCs w:val="21"/>
+          <w:lang w:val="en-US"/>
+        </w:rPr>
+        <w:t xml:space="preserve">I focus on acquisition and early lifecycle experimentation </w:t>
+      </w:r>
+      <w:r>
+        <w:rPr>
+          <w:sz w:val="21"/>
+          <w:szCs w:val="21"/>
+          <w:lang w:val="en-US"/>
+        </w:rPr>
+        <w:t>in</w:t>
+      </w:r>
+      <w:r>
+        <w:rPr>
+          <w:sz w:val="21"/>
+          <w:szCs w:val="21"/>
+          <w:lang w:val="en-US"/>
+        </w:rPr>
+        <w:t xml:space="preserve"> email marketing to deepen my hands-on growth experience in a startup environment.</w:t>
+      </w:r>
+    </w:p>
+    <w:p>
+      <w:pPr>
+        <w:spacing w:after="0"/>
+        <w:rPr>
+          <w:sz w:val="21"/>
+          <w:szCs w:val="21"/>
+          <w:lang w:val="en-US"/>
+        </w:rPr>
+      </w:pPr>
     </w:p>
     <w:p>
       <w:pPr>
@@ -668,7 +723,7 @@
         <w:pStyle w:val="ListParagraph"/>
         <w:numPr>
           <w:ilvl w:val="0"/>
-          <w:numId w:val="16"/>
+          <w:numId w:val="21"/>
         </w:numPr>
         <w:spacing w:after="0"/>
         <w:rPr>
@@ -685,7 +740,7 @@
         <w:pStyle w:val="ListParagraph"/>
         <w:numPr>
           <w:ilvl w:val="0"/>
-          <w:numId w:val="16"/>
+          <w:numId w:val="21"/>
         </w:numPr>
         <w:spacing w:after="0"/>
         <w:rPr>
@@ -702,7 +757,7 @@
         <w:pStyle w:val="ListParagraph"/>
         <w:numPr>
           <w:ilvl w:val="0"/>
-          <w:numId w:val="16"/>
+          <w:numId w:val="21"/>
         </w:numPr>
         <w:spacing w:after="0"/>
         <w:rPr>
@@ -719,7 +774,7 @@
         <w:pStyle w:val="ListParagraph"/>
         <w:numPr>
           <w:ilvl w:val="0"/>
-          <w:numId w:val="16"/>
+          <w:numId w:val="21"/>
         </w:numPr>
         <w:spacing w:after="0"/>
         <w:rPr>
@@ -736,7 +791,7 @@
         <w:pStyle w:val="ListParagraph"/>
         <w:numPr>
           <w:ilvl w:val="0"/>
-          <w:numId w:val="16"/>
+          <w:numId w:val="21"/>
         </w:numPr>
         <w:spacing w:after="0"/>
         <w:rPr>
@@ -753,7 +808,7 @@
         <w:pStyle w:val="ListParagraph"/>
         <w:numPr>
           <w:ilvl w:val="0"/>
-          <w:numId w:val="16"/>
+          <w:numId w:val="21"/>
         </w:numPr>
         <w:spacing w:after="0" w:line="276" w:lineRule="auto"/>
         <w:rPr>
@@ -886,7 +941,7 @@
         <w:pStyle w:val="ListParagraph"/>
         <w:numPr>
           <w:ilvl w:val="0"/>
-          <w:numId w:val="17"/>
+          <w:numId w:val="23"/>
         </w:numPr>
         <w:spacing w:after="0"/>
         <w:rPr>
@@ -904,7 +959,7 @@
         <w:pStyle w:val="ListParagraph"/>
         <w:numPr>
           <w:ilvl w:val="0"/>
-          <w:numId w:val="17"/>
+          <w:numId w:val="23"/>
         </w:numPr>
         <w:spacing w:after="0"/>
         <w:rPr>
@@ -1328,6 +1383,7 @@
           <w:sz w:val="21"/>
           <w:szCs w:val="21"/>
         </w:rPr>
+        <w:lastRenderedPageBreak/>
         <w:t xml:space="preserve">MSc in Business Administration | Rotterdam School of Management (RSM), Erasmus University | </w:t>
       </w:r>
       <w:r>
@@ -1359,7 +1415,6 @@
           <w:sz w:val="21"/>
           <w:szCs w:val="21"/>
         </w:rPr>
-        <w:lastRenderedPageBreak/>
         <w:t>MA in Linguistics | Shanghai International Studies University | China</w:t>
       </w:r>
     </w:p>
@@ -2053,6 +2108,118 @@
     </w:lvl>
   </w:abstractNum>
   <w:abstractNum w:abstractNumId="5" w15:restartNumberingAfterBreak="0">
+    <w:nsid w:val="217E2590"/>
+    <w:multiLevelType w:val="hybridMultilevel"/>
+    <w:tmpl w:val="692E6E78"/>
+    <w:lvl w:ilvl="0" w:tplc="F08CE080">
+      <w:numFmt w:val="bullet"/>
+      <w:lvlText w:val="•"/>
+      <w:lvlJc w:val="left"/>
+      <w:pPr>
+        <w:ind w:left="360" w:hanging="360"/>
+      </w:pPr>
+      <w:rPr>
+        <w:rFonts w:ascii="Aptos" w:eastAsiaTheme="minorEastAsia" w:hAnsi="Aptos" w:cstheme="minorBidi" w:hint="default"/>
+      </w:rPr>
+    </w:lvl>
+    <w:lvl w:ilvl="1" w:tplc="10000003" w:tentative="1">
+      <w:start w:val="1"/>
+      <w:numFmt w:val="bullet"/>
+      <w:lvlText w:val="o"/>
+      <w:lvlJc w:val="left"/>
+      <w:pPr>
+        <w:ind w:left="1080" w:hanging="360"/>
+      </w:pPr>
+      <w:rPr>
+        <w:rFonts w:ascii="Courier New" w:hAnsi="Courier New" w:cs="Courier New" w:hint="default"/>
+      </w:rPr>
+    </w:lvl>
+    <w:lvl w:ilvl="2" w:tplc="10000005" w:tentative="1">
+      <w:start w:val="1"/>
+      <w:numFmt w:val="bullet"/>
+      <w:lvlText w:val=""/>
+      <w:lvlJc w:val="left"/>
+      <w:pPr>
+        <w:ind w:left="1800" w:hanging="360"/>
+      </w:pPr>
+      <w:rPr>
+        <w:rFonts w:ascii="Wingdings" w:hAnsi="Wingdings" w:hint="default"/>
+      </w:rPr>
+    </w:lvl>
+    <w:lvl w:ilvl="3" w:tplc="10000001" w:tentative="1">
+      <w:start w:val="1"/>
+      <w:numFmt w:val="bullet"/>
+      <w:lvlText w:val=""/>
+      <w:lvlJc w:val="left"/>
+      <w:pPr>
+        <w:ind w:left="2520" w:hanging="360"/>
+      </w:pPr>
+      <w:rPr>
+        <w:rFonts w:ascii="Symbol" w:hAnsi="Symbol" w:hint="default"/>
+      </w:rPr>
+    </w:lvl>
+    <w:lvl w:ilvl="4" w:tplc="10000003" w:tentative="1">
+      <w:start w:val="1"/>
+      <w:numFmt w:val="bullet"/>
+      <w:lvlText w:val="o"/>
+      <w:lvlJc w:val="left"/>
+      <w:pPr>
+        <w:ind w:left="3240" w:hanging="360"/>
+      </w:pPr>
+      <w:rPr>
+        <w:rFonts w:ascii="Courier New" w:hAnsi="Courier New" w:cs="Courier New" w:hint="default"/>
+      </w:rPr>
+    </w:lvl>
+    <w:lvl w:ilvl="5" w:tplc="10000005" w:tentative="1">
+      <w:start w:val="1"/>
+      <w:numFmt w:val="bullet"/>
+      <w:lvlText w:val=""/>
+      <w:lvlJc w:val="left"/>
+      <w:pPr>
+        <w:ind w:left="3960" w:hanging="360"/>
+      </w:pPr>
+      <w:rPr>
+        <w:rFonts w:ascii="Wingdings" w:hAnsi="Wingdings" w:hint="default"/>
+      </w:rPr>
+    </w:lvl>
+    <w:lvl w:ilvl="6" w:tplc="10000001" w:tentative="1">
+      <w:start w:val="1"/>
+      <w:numFmt w:val="bullet"/>
+      <w:lvlText w:val=""/>
+      <w:lvlJc w:val="left"/>
+      <w:pPr>
+        <w:ind w:left="4680" w:hanging="360"/>
+      </w:pPr>
+      <w:rPr>
+        <w:rFonts w:ascii="Symbol" w:hAnsi="Symbol" w:hint="default"/>
+      </w:rPr>
+    </w:lvl>
+    <w:lvl w:ilvl="7" w:tplc="10000003" w:tentative="1">
+      <w:start w:val="1"/>
+      <w:numFmt w:val="bullet"/>
+      <w:lvlText w:val="o"/>
+      <w:lvlJc w:val="left"/>
+      <w:pPr>
+        <w:ind w:left="5400" w:hanging="360"/>
+      </w:pPr>
+      <w:rPr>
+        <w:rFonts w:ascii="Courier New" w:hAnsi="Courier New" w:cs="Courier New" w:hint="default"/>
+      </w:rPr>
+    </w:lvl>
+    <w:lvl w:ilvl="8" w:tplc="10000005" w:tentative="1">
+      <w:start w:val="1"/>
+      <w:numFmt w:val="bullet"/>
+      <w:lvlText w:val=""/>
+      <w:lvlJc w:val="left"/>
+      <w:pPr>
+        <w:ind w:left="6120" w:hanging="360"/>
+      </w:pPr>
+      <w:rPr>
+        <w:rFonts w:ascii="Wingdings" w:hAnsi="Wingdings" w:hint="default"/>
+      </w:rPr>
+    </w:lvl>
+  </w:abstractNum>
+  <w:abstractNum w:abstractNumId="6" w15:restartNumberingAfterBreak="0">
     <w:nsid w:val="2228131A"/>
     <w:multiLevelType w:val="hybridMultilevel"/>
     <w:tmpl w:val="FA46DBC0"/>
@@ -2164,7 +2331,119 @@
       </w:rPr>
     </w:lvl>
   </w:abstractNum>
-  <w:abstractNum w:abstractNumId="6" w15:restartNumberingAfterBreak="0">
+  <w:abstractNum w:abstractNumId="7" w15:restartNumberingAfterBreak="0">
+    <w:nsid w:val="2B88349E"/>
+    <w:multiLevelType w:val="hybridMultilevel"/>
+    <w:tmpl w:val="7D0A8B34"/>
+    <w:lvl w:ilvl="0" w:tplc="F08CE080">
+      <w:numFmt w:val="bullet"/>
+      <w:lvlText w:val="•"/>
+      <w:lvlJc w:val="left"/>
+      <w:pPr>
+        <w:ind w:left="360" w:hanging="360"/>
+      </w:pPr>
+      <w:rPr>
+        <w:rFonts w:ascii="Aptos" w:eastAsiaTheme="minorEastAsia" w:hAnsi="Aptos" w:cstheme="minorBidi" w:hint="default"/>
+      </w:rPr>
+    </w:lvl>
+    <w:lvl w:ilvl="1" w:tplc="10000003" w:tentative="1">
+      <w:start w:val="1"/>
+      <w:numFmt w:val="bullet"/>
+      <w:lvlText w:val="o"/>
+      <w:lvlJc w:val="left"/>
+      <w:pPr>
+        <w:ind w:left="1080" w:hanging="360"/>
+      </w:pPr>
+      <w:rPr>
+        <w:rFonts w:ascii="Courier New" w:hAnsi="Courier New" w:cs="Courier New" w:hint="default"/>
+      </w:rPr>
+    </w:lvl>
+    <w:lvl w:ilvl="2" w:tplc="10000005" w:tentative="1">
+      <w:start w:val="1"/>
+      <w:numFmt w:val="bullet"/>
+      <w:lvlText w:val=""/>
+      <w:lvlJc w:val="left"/>
+      <w:pPr>
+        <w:ind w:left="1800" w:hanging="360"/>
+      </w:pPr>
+      <w:rPr>
+        <w:rFonts w:ascii="Wingdings" w:hAnsi="Wingdings" w:hint="default"/>
+      </w:rPr>
+    </w:lvl>
+    <w:lvl w:ilvl="3" w:tplc="10000001" w:tentative="1">
+      <w:start w:val="1"/>
+      <w:numFmt w:val="bullet"/>
+      <w:lvlText w:val=""/>
+      <w:lvlJc w:val="left"/>
+      <w:pPr>
+        <w:ind w:left="2520" w:hanging="360"/>
+      </w:pPr>
+      <w:rPr>
+        <w:rFonts w:ascii="Symbol" w:hAnsi="Symbol" w:hint="default"/>
+      </w:rPr>
+    </w:lvl>
+    <w:lvl w:ilvl="4" w:tplc="10000003" w:tentative="1">
+      <w:start w:val="1"/>
+      <w:numFmt w:val="bullet"/>
+      <w:lvlText w:val="o"/>
+      <w:lvlJc w:val="left"/>
+      <w:pPr>
+        <w:ind w:left="3240" w:hanging="360"/>
+      </w:pPr>
+      <w:rPr>
+        <w:rFonts w:ascii="Courier New" w:hAnsi="Courier New" w:cs="Courier New" w:hint="default"/>
+      </w:rPr>
+    </w:lvl>
+    <w:lvl w:ilvl="5" w:tplc="10000005" w:tentative="1">
+      <w:start w:val="1"/>
+      <w:numFmt w:val="bullet"/>
+      <w:lvlText w:val=""/>
+      <w:lvlJc w:val="left"/>
+      <w:pPr>
+        <w:ind w:left="3960" w:hanging="360"/>
+      </w:pPr>
+      <w:rPr>
+        <w:rFonts w:ascii="Wingdings" w:hAnsi="Wingdings" w:hint="default"/>
+      </w:rPr>
+    </w:lvl>
+    <w:lvl w:ilvl="6" w:tplc="10000001" w:tentative="1">
+      <w:start w:val="1"/>
+      <w:numFmt w:val="bullet"/>
+      <w:lvlText w:val=""/>
+      <w:lvlJc w:val="left"/>
+      <w:pPr>
+        <w:ind w:left="4680" w:hanging="360"/>
+      </w:pPr>
+      <w:rPr>
+        <w:rFonts w:ascii="Symbol" w:hAnsi="Symbol" w:hint="default"/>
+      </w:rPr>
+    </w:lvl>
+    <w:lvl w:ilvl="7" w:tplc="10000003" w:tentative="1">
+      <w:start w:val="1"/>
+      <w:numFmt w:val="bullet"/>
+      <w:lvlText w:val="o"/>
+      <w:lvlJc w:val="left"/>
+      <w:pPr>
+        <w:ind w:left="5400" w:hanging="360"/>
+      </w:pPr>
+      <w:rPr>
+        <w:rFonts w:ascii="Courier New" w:hAnsi="Courier New" w:cs="Courier New" w:hint="default"/>
+      </w:rPr>
+    </w:lvl>
+    <w:lvl w:ilvl="8" w:tplc="10000005" w:tentative="1">
+      <w:start w:val="1"/>
+      <w:numFmt w:val="bullet"/>
+      <w:lvlText w:val=""/>
+      <w:lvlJc w:val="left"/>
+      <w:pPr>
+        <w:ind w:left="6120" w:hanging="360"/>
+      </w:pPr>
+      <w:rPr>
+        <w:rFonts w:ascii="Wingdings" w:hAnsi="Wingdings" w:hint="default"/>
+      </w:rPr>
+    </w:lvl>
+  </w:abstractNum>
+  <w:abstractNum w:abstractNumId="8" w15:restartNumberingAfterBreak="0">
     <w:nsid w:val="2C4A5AD9"/>
     <w:multiLevelType w:val="hybridMultilevel"/>
     <w:tmpl w:val="052835E2"/>
@@ -2276,7 +2555,7 @@
       </w:rPr>
     </w:lvl>
   </w:abstractNum>
-  <w:abstractNum w:abstractNumId="7" w15:restartNumberingAfterBreak="0">
+  <w:abstractNum w:abstractNumId="9" w15:restartNumberingAfterBreak="0">
     <w:nsid w:val="305724AC"/>
     <w:multiLevelType w:val="hybridMultilevel"/>
     <w:tmpl w:val="6186E87A"/>
@@ -2388,7 +2667,345 @@
       </w:rPr>
     </w:lvl>
   </w:abstractNum>
-  <w:abstractNum w:abstractNumId="8" w15:restartNumberingAfterBreak="0">
+  <w:abstractNum w:abstractNumId="10" w15:restartNumberingAfterBreak="0">
+    <w:nsid w:val="310A78CD"/>
+    <w:multiLevelType w:val="hybridMultilevel"/>
+    <w:tmpl w:val="63D8CF62"/>
+    <w:lvl w:ilvl="0" w:tplc="F08CE080">
+      <w:numFmt w:val="bullet"/>
+      <w:lvlText w:val="•"/>
+      <w:lvlJc w:val="left"/>
+      <w:pPr>
+        <w:ind w:left="360" w:hanging="360"/>
+      </w:pPr>
+      <w:rPr>
+        <w:rFonts w:ascii="Aptos" w:eastAsiaTheme="minorEastAsia" w:hAnsi="Aptos" w:cstheme="minorBidi" w:hint="default"/>
+      </w:rPr>
+    </w:lvl>
+    <w:lvl w:ilvl="1" w:tplc="10000003" w:tentative="1">
+      <w:start w:val="1"/>
+      <w:numFmt w:val="bullet"/>
+      <w:lvlText w:val="o"/>
+      <w:lvlJc w:val="left"/>
+      <w:pPr>
+        <w:ind w:left="1080" w:hanging="360"/>
+      </w:pPr>
+      <w:rPr>
+        <w:rFonts w:ascii="Courier New" w:hAnsi="Courier New" w:cs="Courier New" w:hint="default"/>
+      </w:rPr>
+    </w:lvl>
+    <w:lvl w:ilvl="2" w:tplc="10000005" w:tentative="1">
+      <w:start w:val="1"/>
+      <w:numFmt w:val="bullet"/>
+      <w:lvlText w:val=""/>
+      <w:lvlJc w:val="left"/>
+      <w:pPr>
+        <w:ind w:left="1800" w:hanging="360"/>
+      </w:pPr>
+      <w:rPr>
+        <w:rFonts w:ascii="Wingdings" w:hAnsi="Wingdings" w:hint="default"/>
+      </w:rPr>
+    </w:lvl>
+    <w:lvl w:ilvl="3" w:tplc="10000001" w:tentative="1">
+      <w:start w:val="1"/>
+      <w:numFmt w:val="bullet"/>
+      <w:lvlText w:val=""/>
+      <w:lvlJc w:val="left"/>
+      <w:pPr>
+        <w:ind w:left="2520" w:hanging="360"/>
+      </w:pPr>
+      <w:rPr>
+        <w:rFonts w:ascii="Symbol" w:hAnsi="Symbol" w:hint="default"/>
+      </w:rPr>
+    </w:lvl>
+    <w:lvl w:ilvl="4" w:tplc="10000003" w:tentative="1">
+      <w:start w:val="1"/>
+      <w:numFmt w:val="bullet"/>
+      <w:lvlText w:val="o"/>
+      <w:lvlJc w:val="left"/>
+      <w:pPr>
+        <w:ind w:left="3240" w:hanging="360"/>
+      </w:pPr>
+      <w:rPr>
+        <w:rFonts w:ascii="Courier New" w:hAnsi="Courier New" w:cs="Courier New" w:hint="default"/>
+      </w:rPr>
+    </w:lvl>
+    <w:lvl w:ilvl="5" w:tplc="10000005" w:tentative="1">
+      <w:start w:val="1"/>
+      <w:numFmt w:val="bullet"/>
+      <w:lvlText w:val=""/>
+      <w:lvlJc w:val="left"/>
+      <w:pPr>
+        <w:ind w:left="3960" w:hanging="360"/>
+      </w:pPr>
+      <w:rPr>
+        <w:rFonts w:ascii="Wingdings" w:hAnsi="Wingdings" w:hint="default"/>
+      </w:rPr>
+    </w:lvl>
+    <w:lvl w:ilvl="6" w:tplc="10000001" w:tentative="1">
+      <w:start w:val="1"/>
+      <w:numFmt w:val="bullet"/>
+      <w:lvlText w:val=""/>
+      <w:lvlJc w:val="left"/>
+      <w:pPr>
+        <w:ind w:left="4680" w:hanging="360"/>
+      </w:pPr>
+      <w:rPr>
+        <w:rFonts w:ascii="Symbol" w:hAnsi="Symbol" w:hint="default"/>
+      </w:rPr>
+    </w:lvl>
+    <w:lvl w:ilvl="7" w:tplc="10000003" w:tentative="1">
+      <w:start w:val="1"/>
+      <w:numFmt w:val="bullet"/>
+      <w:lvlText w:val="o"/>
+      <w:lvlJc w:val="left"/>
+      <w:pPr>
+        <w:ind w:left="5400" w:hanging="360"/>
+      </w:pPr>
+      <w:rPr>
+        <w:rFonts w:ascii="Courier New" w:hAnsi="Courier New" w:cs="Courier New" w:hint="default"/>
+      </w:rPr>
+    </w:lvl>
+    <w:lvl w:ilvl="8" w:tplc="10000005" w:tentative="1">
+      <w:start w:val="1"/>
+      <w:numFmt w:val="bullet"/>
+      <w:lvlText w:val=""/>
+      <w:lvlJc w:val="left"/>
+      <w:pPr>
+        <w:ind w:left="6120" w:hanging="360"/>
+      </w:pPr>
+      <w:rPr>
+        <w:rFonts w:ascii="Wingdings" w:hAnsi="Wingdings" w:hint="default"/>
+      </w:rPr>
+    </w:lvl>
+  </w:abstractNum>
+  <w:abstractNum w:abstractNumId="11" w15:restartNumberingAfterBreak="0">
+    <w:nsid w:val="3AA50F7F"/>
+    <w:multiLevelType w:val="hybridMultilevel"/>
+    <w:tmpl w:val="3724D030"/>
+    <w:lvl w:ilvl="0" w:tplc="10000001">
+      <w:start w:val="1"/>
+      <w:numFmt w:val="bullet"/>
+      <w:lvlText w:val=""/>
+      <w:lvlJc w:val="left"/>
+      <w:pPr>
+        <w:ind w:left="720" w:hanging="720"/>
+      </w:pPr>
+      <w:rPr>
+        <w:rFonts w:ascii="Symbol" w:hAnsi="Symbol" w:hint="default"/>
+      </w:rPr>
+    </w:lvl>
+    <w:lvl w:ilvl="1" w:tplc="FFFFFFFF" w:tentative="1">
+      <w:start w:val="1"/>
+      <w:numFmt w:val="bullet"/>
+      <w:lvlText w:val="o"/>
+      <w:lvlJc w:val="left"/>
+      <w:pPr>
+        <w:ind w:left="1080" w:hanging="360"/>
+      </w:pPr>
+      <w:rPr>
+        <w:rFonts w:ascii="Courier New" w:hAnsi="Courier New" w:cs="Courier New" w:hint="default"/>
+      </w:rPr>
+    </w:lvl>
+    <w:lvl w:ilvl="2" w:tplc="FFFFFFFF" w:tentative="1">
+      <w:start w:val="1"/>
+      <w:numFmt w:val="bullet"/>
+      <w:lvlText w:val=""/>
+      <w:lvlJc w:val="left"/>
+      <w:pPr>
+        <w:ind w:left="1800" w:hanging="360"/>
+      </w:pPr>
+      <w:rPr>
+        <w:rFonts w:ascii="Wingdings" w:hAnsi="Wingdings" w:hint="default"/>
+      </w:rPr>
+    </w:lvl>
+    <w:lvl w:ilvl="3" w:tplc="FFFFFFFF" w:tentative="1">
+      <w:start w:val="1"/>
+      <w:numFmt w:val="bullet"/>
+      <w:lvlText w:val=""/>
+      <w:lvlJc w:val="left"/>
+      <w:pPr>
+        <w:ind w:left="2520" w:hanging="360"/>
+      </w:pPr>
+      <w:rPr>
+        <w:rFonts w:ascii="Symbol" w:hAnsi="Symbol" w:hint="default"/>
+      </w:rPr>
+    </w:lvl>
+    <w:lvl w:ilvl="4" w:tplc="FFFFFFFF" w:tentative="1">
+      <w:start w:val="1"/>
+      <w:numFmt w:val="bullet"/>
+      <w:lvlText w:val="o"/>
+      <w:lvlJc w:val="left"/>
+      <w:pPr>
+        <w:ind w:left="3240" w:hanging="360"/>
+      </w:pPr>
+      <w:rPr>
+        <w:rFonts w:ascii="Courier New" w:hAnsi="Courier New" w:cs="Courier New" w:hint="default"/>
+      </w:rPr>
+    </w:lvl>
+    <w:lvl w:ilvl="5" w:tplc="FFFFFFFF" w:tentative="1">
+      <w:start w:val="1"/>
+      <w:numFmt w:val="bullet"/>
+      <w:lvlText w:val=""/>
+      <w:lvlJc w:val="left"/>
+      <w:pPr>
+        <w:ind w:left="3960" w:hanging="360"/>
+      </w:pPr>
+      <w:rPr>
+        <w:rFonts w:ascii="Wingdings" w:hAnsi="Wingdings" w:hint="default"/>
+      </w:rPr>
+    </w:lvl>
+    <w:lvl w:ilvl="6" w:tplc="FFFFFFFF" w:tentative="1">
+      <w:start w:val="1"/>
+      <w:numFmt w:val="bullet"/>
+      <w:lvlText w:val=""/>
+      <w:lvlJc w:val="left"/>
+      <w:pPr>
+        <w:ind w:left="4680" w:hanging="360"/>
+      </w:pPr>
+      <w:rPr>
+        <w:rFonts w:ascii="Symbol" w:hAnsi="Symbol" w:hint="default"/>
+      </w:rPr>
+    </w:lvl>
+    <w:lvl w:ilvl="7" w:tplc="FFFFFFFF" w:tentative="1">
+      <w:start w:val="1"/>
+      <w:numFmt w:val="bullet"/>
+      <w:lvlText w:val="o"/>
+      <w:lvlJc w:val="left"/>
+      <w:pPr>
+        <w:ind w:left="5400" w:hanging="360"/>
+      </w:pPr>
+      <w:rPr>
+        <w:rFonts w:ascii="Courier New" w:hAnsi="Courier New" w:cs="Courier New" w:hint="default"/>
+      </w:rPr>
+    </w:lvl>
+    <w:lvl w:ilvl="8" w:tplc="FFFFFFFF" w:tentative="1">
+      <w:start w:val="1"/>
+      <w:numFmt w:val="bullet"/>
+      <w:lvlText w:val=""/>
+      <w:lvlJc w:val="left"/>
+      <w:pPr>
+        <w:ind w:left="6120" w:hanging="360"/>
+      </w:pPr>
+      <w:rPr>
+        <w:rFonts w:ascii="Wingdings" w:hAnsi="Wingdings" w:hint="default"/>
+      </w:rPr>
+    </w:lvl>
+  </w:abstractNum>
+  <w:abstractNum w:abstractNumId="12" w15:restartNumberingAfterBreak="0">
+    <w:nsid w:val="43653772"/>
+    <w:multiLevelType w:val="hybridMultilevel"/>
+    <w:tmpl w:val="B7165020"/>
+    <w:lvl w:ilvl="0" w:tplc="10000001">
+      <w:start w:val="1"/>
+      <w:numFmt w:val="bullet"/>
+      <w:lvlText w:val=""/>
+      <w:lvlJc w:val="left"/>
+      <w:pPr>
+        <w:ind w:left="360" w:hanging="360"/>
+      </w:pPr>
+      <w:rPr>
+        <w:rFonts w:ascii="Symbol" w:hAnsi="Symbol" w:hint="default"/>
+      </w:rPr>
+    </w:lvl>
+    <w:lvl w:ilvl="1" w:tplc="10000003" w:tentative="1">
+      <w:start w:val="1"/>
+      <w:numFmt w:val="bullet"/>
+      <w:lvlText w:val="o"/>
+      <w:lvlJc w:val="left"/>
+      <w:pPr>
+        <w:ind w:left="1080" w:hanging="360"/>
+      </w:pPr>
+      <w:rPr>
+        <w:rFonts w:ascii="Courier New" w:hAnsi="Courier New" w:cs="Courier New" w:hint="default"/>
+      </w:rPr>
+    </w:lvl>
+    <w:lvl w:ilvl="2" w:tplc="10000005" w:tentative="1">
+      <w:start w:val="1"/>
+      <w:numFmt w:val="bullet"/>
+      <w:lvlText w:val=""/>
+      <w:lvlJc w:val="left"/>
+      <w:pPr>
+        <w:ind w:left="1800" w:hanging="360"/>
+      </w:pPr>
+      <w:rPr>
+        <w:rFonts w:ascii="Wingdings" w:hAnsi="Wingdings" w:hint="default"/>
+      </w:rPr>
+    </w:lvl>
+    <w:lvl w:ilvl="3" w:tplc="10000001" w:tentative="1">
+      <w:start w:val="1"/>
+      <w:numFmt w:val="bullet"/>
+      <w:lvlText w:val=""/>
+      <w:lvlJc w:val="left"/>
+      <w:pPr>
+        <w:ind w:left="2520" w:hanging="360"/>
+      </w:pPr>
+      <w:rPr>
+        <w:rFonts w:ascii="Symbol" w:hAnsi="Symbol" w:hint="default"/>
+      </w:rPr>
+    </w:lvl>
+    <w:lvl w:ilvl="4" w:tplc="10000003" w:tentative="1">
+      <w:start w:val="1"/>
+      <w:numFmt w:val="bullet"/>
+      <w:lvlText w:val="o"/>
+      <w:lvlJc w:val="left"/>
+      <w:pPr>
+        <w:ind w:left="3240" w:hanging="360"/>
+      </w:pPr>
+      <w:rPr>
+        <w:rFonts w:ascii="Courier New" w:hAnsi="Courier New" w:cs="Courier New" w:hint="default"/>
+      </w:rPr>
+    </w:lvl>
+    <w:lvl w:ilvl="5" w:tplc="10000005" w:tentative="1">
+      <w:start w:val="1"/>
+      <w:numFmt w:val="bullet"/>
+      <w:lvlText w:val=""/>
+      <w:lvlJc w:val="left"/>
+      <w:pPr>
+        <w:ind w:left="3960" w:hanging="360"/>
+      </w:pPr>
+      <w:rPr>
+        <w:rFonts w:ascii="Wingdings" w:hAnsi="Wingdings" w:hint="default"/>
+      </w:rPr>
+    </w:lvl>
+    <w:lvl w:ilvl="6" w:tplc="10000001" w:tentative="1">
+      <w:start w:val="1"/>
+      <w:numFmt w:val="bullet"/>
+      <w:lvlText w:val=""/>
+      <w:lvlJc w:val="left"/>
+      <w:pPr>
+        <w:ind w:left="4680" w:hanging="360"/>
+      </w:pPr>
+      <w:rPr>
+        <w:rFonts w:ascii="Symbol" w:hAnsi="Symbol" w:hint="default"/>
+      </w:rPr>
+    </w:lvl>
+    <w:lvl w:ilvl="7" w:tplc="10000003" w:tentative="1">
+      <w:start w:val="1"/>
+      <w:numFmt w:val="bullet"/>
+      <w:lvlText w:val="o"/>
+      <w:lvlJc w:val="left"/>
+      <w:pPr>
+        <w:ind w:left="5400" w:hanging="360"/>
+      </w:pPr>
+      <w:rPr>
+        <w:rFonts w:ascii="Courier New" w:hAnsi="Courier New" w:cs="Courier New" w:hint="default"/>
+      </w:rPr>
+    </w:lvl>
+    <w:lvl w:ilvl="8" w:tplc="10000005" w:tentative="1">
+      <w:start w:val="1"/>
+      <w:numFmt w:val="bullet"/>
+      <w:lvlText w:val=""/>
+      <w:lvlJc w:val="left"/>
+      <w:pPr>
+        <w:ind w:left="6120" w:hanging="360"/>
+      </w:pPr>
+      <w:rPr>
+        <w:rFonts w:ascii="Wingdings" w:hAnsi="Wingdings" w:hint="default"/>
+      </w:rPr>
+    </w:lvl>
+  </w:abstractNum>
+  <w:abstractNum w:abstractNumId="13" w15:restartNumberingAfterBreak="0">
     <w:nsid w:val="4639311A"/>
     <w:multiLevelType w:val="hybridMultilevel"/>
     <w:tmpl w:val="EDEAC0FC"/>
@@ -2500,7 +3117,7 @@
       </w:rPr>
     </w:lvl>
   </w:abstractNum>
-  <w:abstractNum w:abstractNumId="9" w15:restartNumberingAfterBreak="0">
+  <w:abstractNum w:abstractNumId="14" w15:restartNumberingAfterBreak="0">
     <w:nsid w:val="4BC917F2"/>
     <w:multiLevelType w:val="hybridMultilevel"/>
     <w:tmpl w:val="38F46310"/>
@@ -2612,7 +3229,7 @@
       </w:rPr>
     </w:lvl>
   </w:abstractNum>
-  <w:abstractNum w:abstractNumId="10" w15:restartNumberingAfterBreak="0">
+  <w:abstractNum w:abstractNumId="15" w15:restartNumberingAfterBreak="0">
     <w:nsid w:val="4FAF3C7A"/>
     <w:multiLevelType w:val="hybridMultilevel"/>
     <w:tmpl w:val="8C087EBA"/>
@@ -2724,7 +3341,7 @@
       </w:rPr>
     </w:lvl>
   </w:abstractNum>
-  <w:abstractNum w:abstractNumId="11" w15:restartNumberingAfterBreak="0">
+  <w:abstractNum w:abstractNumId="16" w15:restartNumberingAfterBreak="0">
     <w:nsid w:val="5A2C0413"/>
     <w:multiLevelType w:val="hybridMultilevel"/>
     <w:tmpl w:val="EE200B58"/>
@@ -2836,7 +3453,7 @@
       </w:rPr>
     </w:lvl>
   </w:abstractNum>
-  <w:abstractNum w:abstractNumId="12" w15:restartNumberingAfterBreak="0">
+  <w:abstractNum w:abstractNumId="17" w15:restartNumberingAfterBreak="0">
     <w:nsid w:val="60887FD4"/>
     <w:multiLevelType w:val="hybridMultilevel"/>
     <w:tmpl w:val="5E764D30"/>
@@ -2948,7 +3565,7 @@
       </w:rPr>
     </w:lvl>
   </w:abstractNum>
-  <w:abstractNum w:abstractNumId="13" w15:restartNumberingAfterBreak="0">
+  <w:abstractNum w:abstractNumId="18" w15:restartNumberingAfterBreak="0">
     <w:nsid w:val="65040A41"/>
     <w:multiLevelType w:val="hybridMultilevel"/>
     <w:tmpl w:val="3A647F84"/>
@@ -3060,7 +3677,7 @@
       </w:rPr>
     </w:lvl>
   </w:abstractNum>
-  <w:abstractNum w:abstractNumId="14" w15:restartNumberingAfterBreak="0">
+  <w:abstractNum w:abstractNumId="19" w15:restartNumberingAfterBreak="0">
     <w:nsid w:val="6B561906"/>
     <w:multiLevelType w:val="hybridMultilevel"/>
     <w:tmpl w:val="60144F7C"/>
@@ -3172,7 +3789,7 @@
       </w:rPr>
     </w:lvl>
   </w:abstractNum>
-  <w:abstractNum w:abstractNumId="15" w15:restartNumberingAfterBreak="0">
+  <w:abstractNum w:abstractNumId="20" w15:restartNumberingAfterBreak="0">
     <w:nsid w:val="6D3D191E"/>
     <w:multiLevelType w:val="hybridMultilevel"/>
     <w:tmpl w:val="DBE231BC"/>
@@ -3284,7 +3901,7 @@
       </w:rPr>
     </w:lvl>
   </w:abstractNum>
-  <w:abstractNum w:abstractNumId="16" w15:restartNumberingAfterBreak="0">
+  <w:abstractNum w:abstractNumId="21" w15:restartNumberingAfterBreak="0">
     <w:nsid w:val="7B0D673D"/>
     <w:multiLevelType w:val="hybridMultilevel"/>
     <w:tmpl w:val="AD369F36"/>
@@ -3400,55 +4017,70 @@
     <w:abstractNumId w:val="0"/>
   </w:num>
   <w:num w:numId="2" w16cid:durableId="2008363978">
-    <w:abstractNumId w:val="5"/>
+    <w:abstractNumId w:val="6"/>
   </w:num>
   <w:num w:numId="3" w16cid:durableId="1996370325">
-    <w:abstractNumId w:val="10"/>
+    <w:abstractNumId w:val="15"/>
   </w:num>
   <w:num w:numId="4" w16cid:durableId="1112169818">
-    <w:abstractNumId w:val="15"/>
+    <w:abstractNumId w:val="20"/>
   </w:num>
   <w:num w:numId="5" w16cid:durableId="435060533">
-    <w:abstractNumId w:val="11"/>
+    <w:abstractNumId w:val="16"/>
   </w:num>
   <w:num w:numId="6" w16cid:durableId="1078865635">
-    <w:abstractNumId w:val="8"/>
+    <w:abstractNumId w:val="13"/>
   </w:num>
   <w:num w:numId="7" w16cid:durableId="561214015">
     <w:abstractNumId w:val="4"/>
   </w:num>
   <w:num w:numId="8" w16cid:durableId="1150170513">
-    <w:abstractNumId w:val="7"/>
+    <w:abstractNumId w:val="9"/>
   </w:num>
   <w:num w:numId="9" w16cid:durableId="1292247712">
     <w:abstractNumId w:val="3"/>
   </w:num>
   <w:num w:numId="10" w16cid:durableId="27226089">
-    <w:abstractNumId w:val="9"/>
+    <w:abstractNumId w:val="14"/>
   </w:num>
   <w:num w:numId="11" w16cid:durableId="1572933281">
-    <w:abstractNumId w:val="12"/>
+    <w:abstractNumId w:val="17"/>
   </w:num>
   <w:num w:numId="12" w16cid:durableId="210502797">
     <w:abstractNumId w:val="1"/>
   </w:num>
   <w:num w:numId="13" w16cid:durableId="1074620078">
-    <w:abstractNumId w:val="13"/>
+    <w:abstractNumId w:val="18"/>
   </w:num>
   <w:num w:numId="14" w16cid:durableId="1292129829">
-    <w:abstractNumId w:val="6"/>
+    <w:abstractNumId w:val="8"/>
   </w:num>
   <w:num w:numId="15" w16cid:durableId="2035840141">
     <w:abstractNumId w:val="2"/>
   </w:num>
   <w:num w:numId="16" w16cid:durableId="1772819265">
-    <w:abstractNumId w:val="14"/>
+    <w:abstractNumId w:val="19"/>
   </w:num>
   <w:num w:numId="17" w16cid:durableId="969745479">
-    <w:abstractNumId w:val="16"/>
+    <w:abstractNumId w:val="21"/>
   </w:num>
   <w:num w:numId="18" w16cid:durableId="182327213">
-    <w:abstractNumId w:val="14"/>
+    <w:abstractNumId w:val="19"/>
+  </w:num>
+  <w:num w:numId="19" w16cid:durableId="782766826">
+    <w:abstractNumId w:val="12"/>
+  </w:num>
+  <w:num w:numId="20" w16cid:durableId="1054624593">
+    <w:abstractNumId w:val="11"/>
+  </w:num>
+  <w:num w:numId="21" w16cid:durableId="1092815513">
+    <w:abstractNumId w:val="10"/>
+  </w:num>
+  <w:num w:numId="22" w16cid:durableId="1143278185">
+    <w:abstractNumId w:val="5"/>
+  </w:num>
+  <w:num w:numId="23" w16cid:durableId="749622795">
+    <w:abstractNumId w:val="7"/>
   </w:num>
 </w:numbering>
 </file>

--- a/templates/cv_template_startup.docx
+++ b/templates/cv_template_startup.docx
@@ -193,6 +193,10 @@
         </w:rPr>
       </w:pPr>
       <w:r>
+        <w:rPr>
+          <w:sz w:val="21"/>
+          <w:szCs w:val="21"/>
+        </w:rPr>
         <w:t>{{ABOUT_ME}}</w:t>
       </w:r>
     </w:p>
@@ -362,15 +366,6 @@
           <w:lang w:val="en-US"/>
         </w:rPr>
         <w:tab/>
-      </w:r>
-      <w:r>
-        <w:rPr>
-          <w:b/>
-          <w:bCs/>
-          <w:sz w:val="21"/>
-          <w:szCs w:val="21"/>
-          <w:lang w:val="en-US"/>
-        </w:rPr>
         <w:t>P</w:t>
       </w:r>
       <w:r>
@@ -585,63 +580,7 @@
           <w:szCs w:val="21"/>
           <w:lang w:val="en-US"/>
         </w:rPr>
-        <w:t xml:space="preserve"> </w:t>
-      </w:r>
-      <w:r>
-        <w:rPr>
-          <w:sz w:val="21"/>
-          <w:szCs w:val="21"/>
-          <w:lang w:val="en-US"/>
-        </w:rPr>
-        <w:t>Zeya Social</w:t>
-      </w:r>
-      <w:r>
-        <w:rPr>
-          <w:sz w:val="21"/>
-          <w:szCs w:val="21"/>
-          <w:lang w:val="en-US"/>
-        </w:rPr>
-        <w:t>,</w:t>
-      </w:r>
-      <w:r>
-        <w:rPr>
-          <w:sz w:val="21"/>
-          <w:szCs w:val="21"/>
-          <w:lang w:val="en-US"/>
-        </w:rPr>
-        <w:t xml:space="preserve"> an early-stage social startup.</w:t>
-      </w:r>
-      <w:r>
-        <w:rPr>
-          <w:sz w:val="21"/>
-          <w:szCs w:val="21"/>
-          <w:lang w:val="en-US"/>
-        </w:rPr>
-        <w:t xml:space="preserve"> </w:t>
-      </w:r>
-      <w:r>
-        <w:rPr>
-          <w:sz w:val="21"/>
-          <w:szCs w:val="21"/>
-          <w:lang w:val="en-US"/>
-        </w:rPr>
-        <w:t xml:space="preserve">I focus on acquisition and early lifecycle experimentation </w:t>
-      </w:r>
-      <w:r>
-        <w:rPr>
-          <w:sz w:val="21"/>
-          <w:szCs w:val="21"/>
-          <w:lang w:val="en-US"/>
-        </w:rPr>
-        <w:t>in</w:t>
-      </w:r>
-      <w:r>
-        <w:rPr>
-          <w:sz w:val="21"/>
-          <w:szCs w:val="21"/>
-          <w:lang w:val="en-US"/>
-        </w:rPr>
-        <w:t xml:space="preserve"> email marketing to deepen my hands-on growth experience in a startup environment.</w:t>
+        <w:t xml:space="preserve"> Zeya Social, an early-stage social startup. I focus on acquisition and early lifecycle experimentation in email marketing to deepen my hands-on growth experience in a startup environment.</w:t>
       </w:r>
     </w:p>
     <w:p>
@@ -660,6 +599,8 @@
         <w:rPr>
           <w:b/>
           <w:bCs/>
+          <w:sz w:val="21"/>
+          <w:szCs w:val="21"/>
           <w:lang w:val="en-US"/>
         </w:rPr>
       </w:pPr>
@@ -678,6 +619,8 @@
         <w:rPr>
           <w:b/>
           <w:bCs/>
+          <w:sz w:val="21"/>
+          <w:szCs w:val="21"/>
         </w:rPr>
         <w:t>{{ROLE_TITLE}}</w:t>
       </w:r>
@@ -685,6 +628,8 @@
         <w:rPr>
           <w:b/>
           <w:bCs/>
+          <w:sz w:val="21"/>
+          <w:szCs w:val="21"/>
         </w:rPr>
         <w:t xml:space="preserve"> | Philips Domestic Appliances (Versuni) | Amsterdam</w:t>
       </w:r>
@@ -692,6 +637,8 @@
         <w:rPr>
           <w:b/>
           <w:bCs/>
+          <w:sz w:val="21"/>
+          <w:szCs w:val="21"/>
         </w:rPr>
         <w:tab/>
       </w:r>
@@ -699,6 +646,8 @@
         <w:rPr>
           <w:b/>
           <w:bCs/>
+          <w:sz w:val="21"/>
+          <w:szCs w:val="21"/>
         </w:rPr>
         <w:tab/>
       </w:r>
@@ -706,6 +655,8 @@
         <w:rPr>
           <w:b/>
           <w:bCs/>
+          <w:sz w:val="21"/>
+          <w:szCs w:val="21"/>
           <w:lang w:val="en-US"/>
         </w:rPr>
         <w:tab/>
@@ -714,6 +665,8 @@
         <w:rPr>
           <w:b/>
           <w:bCs/>
+          <w:sz w:val="21"/>
+          <w:szCs w:val="21"/>
         </w:rPr>
         <w:t xml:space="preserve">2021-2025                                     </w:t>
       </w:r>
@@ -732,6 +685,10 @@
         </w:rPr>
       </w:pPr>
       <w:r>
+        <w:rPr>
+          <w:sz w:val="21"/>
+          <w:szCs w:val="21"/>
+        </w:rPr>
         <w:t>{{VERSUNI_BULLET_1}}</w:t>
       </w:r>
     </w:p>
@@ -749,6 +706,10 @@
         </w:rPr>
       </w:pPr>
       <w:r>
+        <w:rPr>
+          <w:sz w:val="21"/>
+          <w:szCs w:val="21"/>
+        </w:rPr>
         <w:t>{{VERSUNI_BULLET_2}}</w:t>
       </w:r>
     </w:p>
@@ -766,6 +727,10 @@
         </w:rPr>
       </w:pPr>
       <w:r>
+        <w:rPr>
+          <w:sz w:val="21"/>
+          <w:szCs w:val="21"/>
+        </w:rPr>
         <w:t>{{VERSUNI_BULLET_3}}</w:t>
       </w:r>
     </w:p>
@@ -783,6 +748,10 @@
         </w:rPr>
       </w:pPr>
       <w:r>
+        <w:rPr>
+          <w:sz w:val="21"/>
+          <w:szCs w:val="21"/>
+        </w:rPr>
         <w:t>{{VERSUNI_BULLET_4}}</w:t>
       </w:r>
     </w:p>
@@ -800,6 +769,10 @@
         </w:rPr>
       </w:pPr>
       <w:r>
+        <w:rPr>
+          <w:sz w:val="21"/>
+          <w:szCs w:val="21"/>
+        </w:rPr>
         <w:t>{{VERSUNI_BULLET_5}}</w:t>
       </w:r>
     </w:p>
@@ -817,15 +790,25 @@
         </w:rPr>
       </w:pPr>
       <w:r>
+        <w:rPr>
+          <w:sz w:val="21"/>
+          <w:szCs w:val="21"/>
+        </w:rPr>
         <w:t>{{VERSUNI_BULLET_</w:t>
       </w:r>
       <w:r>
         <w:rPr>
+          <w:sz w:val="21"/>
+          <w:szCs w:val="21"/>
           <w:lang w:val="en-US"/>
         </w:rPr>
         <w:t>6</w:t>
       </w:r>
       <w:r>
+        <w:rPr>
+          <w:sz w:val="21"/>
+          <w:szCs w:val="21"/>
+        </w:rPr>
         <w:t>}}</w:t>
       </w:r>
     </w:p>
@@ -841,16 +824,6 @@
     </w:p>
     <w:p>
       <w:pPr>
-        <w:pStyle w:val="ListParagraph"/>
-        <w:spacing w:after="0"/>
-        <w:rPr>
-          <w:sz w:val="21"/>
-          <w:szCs w:val="21"/>
-        </w:rPr>
-      </w:pPr>
-    </w:p>
-    <w:p>
-      <w:pPr>
         <w:spacing w:after="0"/>
         <w:rPr>
           <w:b/>
@@ -864,6 +837,8 @@
         <w:rPr>
           <w:b/>
           <w:bCs/>
+          <w:sz w:val="21"/>
+          <w:szCs w:val="21"/>
         </w:rPr>
         <w:t>{{ROLE_TITLE}}</w:t>
       </w:r>
@@ -871,6 +846,8 @@
         <w:rPr>
           <w:b/>
           <w:bCs/>
+          <w:sz w:val="21"/>
+          <w:szCs w:val="21"/>
           <w:lang w:val="en-US"/>
         </w:rPr>
         <w:t xml:space="preserve"> </w:t>
@@ -879,6 +856,8 @@
         <w:rPr>
           <w:b/>
           <w:bCs/>
+          <w:sz w:val="21"/>
+          <w:szCs w:val="21"/>
         </w:rPr>
         <w:t>| Royal Philips | Amsterdam</w:t>
       </w:r>
@@ -886,6 +865,8 @@
         <w:rPr>
           <w:b/>
           <w:bCs/>
+          <w:sz w:val="21"/>
+          <w:szCs w:val="21"/>
         </w:rPr>
         <w:tab/>
       </w:r>
@@ -893,6 +874,8 @@
         <w:rPr>
           <w:b/>
           <w:bCs/>
+          <w:sz w:val="21"/>
+          <w:szCs w:val="21"/>
         </w:rPr>
         <w:tab/>
       </w:r>
@@ -900,6 +883,8 @@
         <w:rPr>
           <w:b/>
           <w:bCs/>
+          <w:sz w:val="21"/>
+          <w:szCs w:val="21"/>
         </w:rPr>
         <w:tab/>
       </w:r>
@@ -907,6 +892,8 @@
         <w:rPr>
           <w:b/>
           <w:bCs/>
+          <w:sz w:val="21"/>
+          <w:szCs w:val="21"/>
           <w:lang w:val="en-US"/>
         </w:rPr>
         <w:tab/>
@@ -915,6 +902,8 @@
         <w:rPr>
           <w:b/>
           <w:bCs/>
+          <w:sz w:val="21"/>
+          <w:szCs w:val="21"/>
           <w:lang w:val="en-US"/>
         </w:rPr>
         <w:tab/>
@@ -923,6 +912,8 @@
         <w:rPr>
           <w:b/>
           <w:bCs/>
+          <w:sz w:val="21"/>
+          <w:szCs w:val="21"/>
           <w:lang w:val="en-US"/>
         </w:rPr>
         <w:tab/>
@@ -931,6 +922,8 @@
         <w:rPr>
           <w:b/>
           <w:bCs/>
+          <w:sz w:val="21"/>
+          <w:szCs w:val="21"/>
         </w:rPr>
         <w:tab/>
         <w:t xml:space="preserve">2019-2021                                                               </w:t>
@@ -951,6 +944,10 @@
         </w:rPr>
       </w:pPr>
       <w:r>
+        <w:rPr>
+          <w:sz w:val="21"/>
+          <w:szCs w:val="21"/>
+        </w:rPr>
         <w:t>{{PHILIPS_BULLET_1}}</w:t>
       </w:r>
     </w:p>
@@ -969,6 +966,10 @@
         </w:rPr>
       </w:pPr>
       <w:r>
+        <w:rPr>
+          <w:sz w:val="21"/>
+          <w:szCs w:val="21"/>
+        </w:rPr>
         <w:t>{{PHILIPS_BULLET_2}}</w:t>
       </w:r>
     </w:p>
@@ -1383,7 +1384,6 @@
           <w:sz w:val="21"/>
           <w:szCs w:val="21"/>
         </w:rPr>
-        <w:lastRenderedPageBreak/>
         <w:t xml:space="preserve">MSc in Business Administration | Rotterdam School of Management (RSM), Erasmus University | </w:t>
       </w:r>
       <w:r>
@@ -1415,6 +1415,7 @@
           <w:sz w:val="21"/>
           <w:szCs w:val="21"/>
         </w:rPr>
+        <w:lastRenderedPageBreak/>
         <w:t>MA in Linguistics | Shanghai International Studies University | China</w:t>
       </w:r>
     </w:p>

--- a/templates/cv_template_startup.docx
+++ b/templates/cv_template_startup.docx
@@ -587,16 +587,6 @@
       <w:pPr>
         <w:spacing w:after="0"/>
         <w:rPr>
-          <w:sz w:val="21"/>
-          <w:szCs w:val="21"/>
-          <w:lang w:val="en-US"/>
-        </w:rPr>
-      </w:pPr>
-    </w:p>
-    <w:p>
-      <w:pPr>
-        <w:spacing w:after="0"/>
-        <w:rPr>
           <w:b/>
           <w:bCs/>
           <w:sz w:val="21"/>
@@ -1006,17 +996,30 @@
       <w:pPr>
         <w:spacing w:after="0"/>
         <w:rPr>
-          <w:sz w:val="21"/>
-          <w:szCs w:val="21"/>
-          <w:lang w:val="en-US"/>
-        </w:rPr>
-      </w:pPr>
-      <w:r>
-        <w:rPr>
-          <w:sz w:val="21"/>
-          <w:szCs w:val="21"/>
-        </w:rPr>
-        <w:t>Built AI agent</w:t>
+          <w:lang w:val="en-US"/>
+        </w:rPr>
+      </w:pPr>
+      <w:r>
+        <w:rPr>
+          <w:sz w:val="21"/>
+          <w:szCs w:val="21"/>
+        </w:rPr>
+        <w:t xml:space="preserve">Built </w:t>
+      </w:r>
+      <w:r>
+        <w:rPr>
+          <w:sz w:val="21"/>
+          <w:szCs w:val="21"/>
+          <w:lang w:val="en-US"/>
+        </w:rPr>
+        <w:t xml:space="preserve">a few AI </w:t>
+      </w:r>
+      <w:r>
+        <w:rPr>
+          <w:sz w:val="21"/>
+          <w:szCs w:val="21"/>
+        </w:rPr>
+        <w:t>agent</w:t>
       </w:r>
       <w:r>
         <w:rPr>
@@ -1031,22 +1034,7 @@
           <w:sz w:val="21"/>
           <w:szCs w:val="21"/>
         </w:rPr>
-        <w:t xml:space="preserve"> a</w:t>
-      </w:r>
-      <w:r>
-        <w:rPr>
-          <w:sz w:val="21"/>
-          <w:szCs w:val="21"/>
-          <w:lang w:val="en-US"/>
-        </w:rPr>
-        <w:t>s</w:t>
-      </w:r>
-      <w:r>
-        <w:rPr>
-          <w:sz w:val="21"/>
-          <w:szCs w:val="21"/>
-        </w:rPr>
-        <w:t xml:space="preserve"> personal project to explore AI-powered workflows and tools. Link on </w:t>
+        <w:t xml:space="preserve"> to explore AI-powered workflows and tools. Link on </w:t>
       </w:r>
       <w:hyperlink r:id="rId11" w:history="1">
         <w:r>
@@ -1081,6 +1069,99 @@
     </w:p>
     <w:p>
       <w:pPr>
+        <w:pStyle w:val="ListParagraph"/>
+        <w:numPr>
+          <w:ilvl w:val="0"/>
+          <w:numId w:val="24"/>
+        </w:numPr>
+        <w:spacing w:after="0"/>
+        <w:rPr>
+          <w:sz w:val="21"/>
+          <w:szCs w:val="21"/>
+          <w:lang w:val="en-US"/>
+        </w:rPr>
+      </w:pPr>
+      <w:r>
+        <w:rPr>
+          <w:sz w:val="21"/>
+          <w:szCs w:val="21"/>
+          <w:lang w:val="en-US"/>
+        </w:rPr>
+        <w:t xml:space="preserve">German </w:t>
+      </w:r>
+      <w:r>
+        <w:rPr>
+          <w:sz w:val="21"/>
+          <w:szCs w:val="21"/>
+          <w:lang w:val="en-US"/>
+        </w:rPr>
+        <w:t>Vocabulary</w:t>
+      </w:r>
+      <w:r>
+        <w:rPr>
+          <w:sz w:val="21"/>
+          <w:szCs w:val="21"/>
+          <w:lang w:val="en-US"/>
+        </w:rPr>
+        <w:t xml:space="preserve"> &amp; C1 Exam Preparator</w:t>
+      </w:r>
+    </w:p>
+    <w:p>
+      <w:pPr>
+        <w:pStyle w:val="ListParagraph"/>
+        <w:numPr>
+          <w:ilvl w:val="0"/>
+          <w:numId w:val="24"/>
+        </w:numPr>
+        <w:spacing w:after="0"/>
+        <w:rPr>
+          <w:sz w:val="21"/>
+          <w:szCs w:val="21"/>
+          <w:lang w:val="en-US"/>
+        </w:rPr>
+      </w:pPr>
+      <w:r>
+        <w:rPr>
+          <w:sz w:val="21"/>
+          <w:szCs w:val="21"/>
+          <w:lang w:val="en-US"/>
+        </w:rPr>
+        <w:t xml:space="preserve">Job Search Master </w:t>
+      </w:r>
+    </w:p>
+    <w:p>
+      <w:pPr>
+        <w:pStyle w:val="ListParagraph"/>
+        <w:numPr>
+          <w:ilvl w:val="0"/>
+          <w:numId w:val="24"/>
+        </w:numPr>
+        <w:spacing w:after="0"/>
+        <w:rPr>
+          <w:sz w:val="21"/>
+          <w:szCs w:val="21"/>
+          <w:lang w:val="en-US"/>
+        </w:rPr>
+      </w:pPr>
+      <w:r>
+        <w:rPr>
+          <w:sz w:val="21"/>
+          <w:szCs w:val="21"/>
+          <w:lang w:val="en-US"/>
+        </w:rPr>
+        <w:t>LinkedIn</w:t>
+      </w:r>
+      <w:r>
+        <w:rPr>
+          <w:sz w:val="21"/>
+          <w:szCs w:val="21"/>
+          <w:lang w:val="en-US"/>
+        </w:rPr>
+        <w:t xml:space="preserve"> Connection Automation</w:t>
+      </w:r>
+    </w:p>
+    <w:p>
+      <w:pPr>
         <w:spacing w:after="0"/>
         <w:rPr>
           <w:sz w:val="21"/>
@@ -1098,6 +1179,7 @@
         <w:rPr>
           <w:b/>
           <w:bCs/>
+          <w:lang w:val="en-US"/>
         </w:rPr>
       </w:pPr>
       <w:r>
@@ -1106,6 +1188,14 @@
           <w:bCs/>
         </w:rPr>
         <w:t>Skills &amp; Tools</w:t>
+      </w:r>
+      <w:r>
+        <w:rPr>
+          <w:b/>
+          <w:bCs/>
+          <w:lang w:val="en-US"/>
+        </w:rPr>
+        <w:t xml:space="preserve"> &amp; Certifications</w:t>
       </w:r>
     </w:p>
     <w:p>
@@ -1263,7 +1353,23 @@
           <w:szCs w:val="21"/>
           <w:lang w:val="en-US"/>
         </w:rPr>
-        <w:t xml:space="preserve"> Value Proposition Creation, Philips </w:t>
+        <w:t xml:space="preserve"> Value Proposition Creation, </w:t>
+      </w:r>
+      <w:r>
+        <w:rPr>
+          <w:sz w:val="21"/>
+          <w:szCs w:val="21"/>
+          <w:lang w:val="en-US"/>
+        </w:rPr>
+        <w:t xml:space="preserve">Royal </w:t>
+      </w:r>
+      <w:r>
+        <w:rPr>
+          <w:sz w:val="21"/>
+          <w:szCs w:val="21"/>
+          <w:lang w:val="en-US"/>
+        </w:rPr>
+        <w:t xml:space="preserve">Philips </w:t>
       </w:r>
       <w:r>
         <w:rPr>
@@ -1293,7 +1399,23 @@
           <w:szCs w:val="21"/>
           <w:lang w:val="en-US"/>
         </w:rPr>
-        <w:t xml:space="preserve"> Problem Solving Boot Camp, Philips</w:t>
+        <w:t xml:space="preserve"> Problem Solving Boot Camp, </w:t>
+      </w:r>
+      <w:r>
+        <w:rPr>
+          <w:sz w:val="21"/>
+          <w:szCs w:val="21"/>
+          <w:lang w:val="en-US"/>
+        </w:rPr>
+        <w:t xml:space="preserve">Royal </w:t>
+      </w:r>
+      <w:r>
+        <w:rPr>
+          <w:sz w:val="21"/>
+          <w:szCs w:val="21"/>
+          <w:lang w:val="en-US"/>
+        </w:rPr>
+        <w:t>Philips</w:t>
       </w:r>
     </w:p>
     <w:p>
@@ -1368,6 +1490,7 @@
           <w:b/>
           <w:bCs/>
         </w:rPr>
+        <w:lastRenderedPageBreak/>
         <w:t>Education</w:t>
       </w:r>
     </w:p>
@@ -1415,7 +1538,6 @@
           <w:sz w:val="21"/>
           <w:szCs w:val="21"/>
         </w:rPr>
-        <w:lastRenderedPageBreak/>
         <w:t>MA in Linguistics | Shanghai International Studies University | China</w:t>
       </w:r>
     </w:p>
@@ -3915,6 +4037,119 @@
       </w:pPr>
       <w:rPr>
         <w:rFonts w:ascii="Aptos" w:eastAsiaTheme="minorEastAsia" w:hAnsi="Aptos" w:cstheme="minorBidi" w:hint="default"/>
+      </w:rPr>
+    </w:lvl>
+    <w:lvl w:ilvl="1" w:tplc="10000003" w:tentative="1">
+      <w:start w:val="1"/>
+      <w:numFmt w:val="bullet"/>
+      <w:lvlText w:val="o"/>
+      <w:lvlJc w:val="left"/>
+      <w:pPr>
+        <w:ind w:left="1080" w:hanging="360"/>
+      </w:pPr>
+      <w:rPr>
+        <w:rFonts w:ascii="Courier New" w:hAnsi="Courier New" w:cs="Courier New" w:hint="default"/>
+      </w:rPr>
+    </w:lvl>
+    <w:lvl w:ilvl="2" w:tplc="10000005" w:tentative="1">
+      <w:start w:val="1"/>
+      <w:numFmt w:val="bullet"/>
+      <w:lvlText w:val=""/>
+      <w:lvlJc w:val="left"/>
+      <w:pPr>
+        <w:ind w:left="1800" w:hanging="360"/>
+      </w:pPr>
+      <w:rPr>
+        <w:rFonts w:ascii="Wingdings" w:hAnsi="Wingdings" w:hint="default"/>
+      </w:rPr>
+    </w:lvl>
+    <w:lvl w:ilvl="3" w:tplc="10000001" w:tentative="1">
+      <w:start w:val="1"/>
+      <w:numFmt w:val="bullet"/>
+      <w:lvlText w:val=""/>
+      <w:lvlJc w:val="left"/>
+      <w:pPr>
+        <w:ind w:left="2520" w:hanging="360"/>
+      </w:pPr>
+      <w:rPr>
+        <w:rFonts w:ascii="Symbol" w:hAnsi="Symbol" w:hint="default"/>
+      </w:rPr>
+    </w:lvl>
+    <w:lvl w:ilvl="4" w:tplc="10000003" w:tentative="1">
+      <w:start w:val="1"/>
+      <w:numFmt w:val="bullet"/>
+      <w:lvlText w:val="o"/>
+      <w:lvlJc w:val="left"/>
+      <w:pPr>
+        <w:ind w:left="3240" w:hanging="360"/>
+      </w:pPr>
+      <w:rPr>
+        <w:rFonts w:ascii="Courier New" w:hAnsi="Courier New" w:cs="Courier New" w:hint="default"/>
+      </w:rPr>
+    </w:lvl>
+    <w:lvl w:ilvl="5" w:tplc="10000005" w:tentative="1">
+      <w:start w:val="1"/>
+      <w:numFmt w:val="bullet"/>
+      <w:lvlText w:val=""/>
+      <w:lvlJc w:val="left"/>
+      <w:pPr>
+        <w:ind w:left="3960" w:hanging="360"/>
+      </w:pPr>
+      <w:rPr>
+        <w:rFonts w:ascii="Wingdings" w:hAnsi="Wingdings" w:hint="default"/>
+      </w:rPr>
+    </w:lvl>
+    <w:lvl w:ilvl="6" w:tplc="10000001" w:tentative="1">
+      <w:start w:val="1"/>
+      <w:numFmt w:val="bullet"/>
+      <w:lvlText w:val=""/>
+      <w:lvlJc w:val="left"/>
+      <w:pPr>
+        <w:ind w:left="4680" w:hanging="360"/>
+      </w:pPr>
+      <w:rPr>
+        <w:rFonts w:ascii="Symbol" w:hAnsi="Symbol" w:hint="default"/>
+      </w:rPr>
+    </w:lvl>
+    <w:lvl w:ilvl="7" w:tplc="10000003" w:tentative="1">
+      <w:start w:val="1"/>
+      <w:numFmt w:val="bullet"/>
+      <w:lvlText w:val="o"/>
+      <w:lvlJc w:val="left"/>
+      <w:pPr>
+        <w:ind w:left="5400" w:hanging="360"/>
+      </w:pPr>
+      <w:rPr>
+        <w:rFonts w:ascii="Courier New" w:hAnsi="Courier New" w:cs="Courier New" w:hint="default"/>
+      </w:rPr>
+    </w:lvl>
+    <w:lvl w:ilvl="8" w:tplc="10000005" w:tentative="1">
+      <w:start w:val="1"/>
+      <w:numFmt w:val="bullet"/>
+      <w:lvlText w:val=""/>
+      <w:lvlJc w:val="left"/>
+      <w:pPr>
+        <w:ind w:left="6120" w:hanging="360"/>
+      </w:pPr>
+      <w:rPr>
+        <w:rFonts w:ascii="Wingdings" w:hAnsi="Wingdings" w:hint="default"/>
+      </w:rPr>
+    </w:lvl>
+  </w:abstractNum>
+  <w:abstractNum w:abstractNumId="22" w15:restartNumberingAfterBreak="0">
+    <w:nsid w:val="7F8F69ED"/>
+    <w:multiLevelType w:val="hybridMultilevel"/>
+    <w:tmpl w:val="E5BC1E0E"/>
+    <w:lvl w:ilvl="0" w:tplc="10000001">
+      <w:start w:val="1"/>
+      <w:numFmt w:val="bullet"/>
+      <w:lvlText w:val=""/>
+      <w:lvlJc w:val="left"/>
+      <w:pPr>
+        <w:ind w:left="360" w:hanging="360"/>
+      </w:pPr>
+      <w:rPr>
+        <w:rFonts w:ascii="Symbol" w:hAnsi="Symbol" w:hint="default"/>
       </w:rPr>
     </w:lvl>
     <w:lvl w:ilvl="1" w:tplc="10000003" w:tentative="1">
@@ -4082,6 +4317,9 @@
   </w:num>
   <w:num w:numId="23" w16cid:durableId="749622795">
     <w:abstractNumId w:val="7"/>
+  </w:num>
+  <w:num w:numId="24" w16cid:durableId="1604681666">
+    <w:abstractNumId w:val="22"/>
   </w:num>
 </w:numbering>
 </file>
